--- a/downloads/assessment/assessment-key.docx
+++ b/downloads/assessment/assessment-key.docx
@@ -125,7 +125,7 @@
         <w:t xml:space="preserve"> </w:t>
       </w:r>
       <w:r>
-        <w:t xml:space="preserve">(2, Unit 1) B.</w:t>
+        <w:t xml:space="preserve">(2, Unit 1) C.</w:t>
       </w:r>
     </w:p>
     <w:p>
@@ -233,7 +233,7 @@
         <w:t xml:space="preserve"> </w:t>
       </w:r>
       <w:r>
-        <w:t xml:space="preserve">(2, Unit 2) A.</w:t>
+        <w:t xml:space="preserve">(2, Unit 2) C.</w:t>
       </w:r>
     </w:p>
     <w:p>
@@ -495,7 +495,7 @@
         <w:t xml:space="preserve"> </w:t>
       </w:r>
       <w:r>
-        <w:t xml:space="preserve">(2, Unit 1) B.</w:t>
+        <w:t xml:space="preserve">(2, Unit 1) C.</w:t>
       </w:r>
     </w:p>
     <w:p>
@@ -729,7 +729,7 @@
         <w:t xml:space="preserve"> </w:t>
       </w:r>
       <w:r>
-        <w:t xml:space="preserve">(1, Unit 6) A.</w:t>
+        <w:t xml:space="preserve">(1, Unit 6) C.</w:t>
       </w:r>
     </w:p>
     <w:p>
@@ -837,7 +837,7 @@
         <w:t xml:space="preserve"> </w:t>
       </w:r>
       <w:r>
-        <w:t xml:space="preserve">(2, Unit 7) A. A contrastive loss over a batch.</w:t>
+        <w:t xml:space="preserve">(2, Unit 7) D. A contrastive loss over a batch.</w:t>
       </w:r>
     </w:p>
     <w:p>
@@ -891,7 +891,7 @@
         <w:t xml:space="preserve"> </w:t>
       </w:r>
       <w:r>
-        <w:t xml:space="preserve">(1, Unit 8) B.</w:t>
+        <w:t xml:space="preserve">(1, Unit 8) D.</w:t>
       </w:r>
     </w:p>
     <w:p>
@@ -963,7 +963,7 @@
         <w:t xml:space="preserve"> </w:t>
       </w:r>
       <w:r>
-        <w:t xml:space="preserve">(1, Unit 9) B. It does not measure truth.</w:t>
+        <w:t xml:space="preserve">(1, Unit 9) C. It does not measure truth.</w:t>
       </w:r>
     </w:p>
     <w:p>
@@ -1053,7 +1053,7 @@
         <w:t xml:space="preserve"> </w:t>
       </w:r>
       <w:r>
-        <w:t xml:space="preserve">(1, Unit 10) A.</w:t>
+        <w:t xml:space="preserve">(1, Unit 10) D.</w:t>
       </w:r>
     </w:p>
     <w:p>
